--- a/applications/oneimaging-marketing-operations-manager/cover-letter.docx
+++ b/applications/oneimaging-marketing-operations-manager/cover-letter.docx
@@ -107,7 +107,7 @@
           <w:b w:val="0"/>
           <w:color w:val="1A1A1A"/>
         </w:rPr>
-        <w:t>The day-to-day of this role is work I already do. I build and QA email and SMS journeys covering onboarding, reminders, reactivation, and review requests, keep deliverability above 99%, and build monitoring that catches broken automation before anyone sees it. I keep many workstreams moving at once: at Wix I ran up to 25 concurrent launches on schedule at 110% of my implementation target. I write plain-language content for non-technical readers, and I use automation and AI to take repetitive work off the plate rather than just executing it.</w:t>
+        <w:t>The day-to-day of this role is work I already do. I build and QA email and SMS journeys covering onboarding, reminders, reactivation, and review requests, keep deliverability above 99%, and build monitoring that catches broken automation before anyone sees it. I keep many workstreams moving at once: at Wix I ran up to 25 concurrent launches on schedule at 110% of my implementation target. I write plain-language content for non-technical readers and handle light design asset updates myself, and I use automation and AI to take repetitive work off the plate rather than just executing it.</w:t>
       </w:r>
     </w:p>
     <w:p>
